--- a/resume/Soroush_Gholami_Resume_Version_3.docx
+++ b/resume/Soroush_Gholami_Resume_Version_3.docx
@@ -284,18 +284,7 @@
                 <w:sz w:val="20"/>
                 <w:szCs w:val="20"/>
               </w:rPr>
-              <w:t>Telegram: @soroush</w:t>
-            </w:r>
-            <w:r>
-              <w:rPr>
-                <w:rFonts w:eastAsia="Calibri" w:cs="Calibri" w:ascii="Ubuntu Sans" w:hAnsi="Ubuntu Sans"/>
-                <w:b/>
-                <w:bCs/>
-                <w:color w:val="4B5563"/>
-                <w:sz w:val="20"/>
-                <w:szCs w:val="20"/>
-              </w:rPr>
-              <w:t>2030</w:t>
+              <w:t>Telegram: @soroush2030</w:t>
             </w:r>
           </w:p>
         </w:tc>
@@ -439,6 +428,18 @@
                 <w:sz w:val="20"/>
                 <w:szCs w:val="20"/>
               </w:rPr>
+              <w:t>www.mrsoroush.pro</w:t>
+            </w:r>
+            <w:r>
+              <w:rPr>
+                <w:rFonts w:eastAsia="Calibri" w:cs="Calibri" w:ascii="Ubuntu Sans" w:hAnsi="Ubuntu Sans"/>
+                <w:b/>
+                <w:bCs/>
+                <w:color w:val="4B5563"/>
+                <w:sz w:val="20"/>
+                <w:szCs w:val="20"/>
+              </w:rPr>
+              <w:t xml:space="preserve">                                                </w:t>
             </w:r>
           </w:p>
         </w:tc>
@@ -542,25 +543,7 @@
           <w:sz w:val="20"/>
           <w:szCs w:val="20"/>
         </w:rPr>
-        <w:t>Senior Full-Stack Developer with 15+ years of progressive experience spanning Southeast Asia (Malaysia, Singapore, Vietnam) and the Middle East, delivering enterprise-grade web platforms, cloud infrastructure, and fin-tech systems. Expert in Laravel, PHP, and React/Next.js with a strong track record in architecture e-commerce, BNPL (Buy Now Pay Later), and loan management platforms processing over 10</w:t>
-      </w:r>
-      <w:r>
-        <w:rPr>
-          <w:rFonts w:eastAsia="Calibri" w:cs="Calibri" w:ascii="Ubuntu Sans" w:hAnsi="Ubuntu Sans"/>
-          <w:color w:val="111827"/>
-          <w:sz w:val="20"/>
-          <w:szCs w:val="20"/>
-        </w:rPr>
-        <w:t>0</w:t>
-      </w:r>
-      <w:r>
-        <w:rPr>
-          <w:rFonts w:eastAsia="Calibri" w:cs="Calibri" w:ascii="Ubuntu Sans" w:hAnsi="Ubuntu Sans"/>
-          <w:color w:val="111827"/>
-          <w:sz w:val="20"/>
-          <w:szCs w:val="20"/>
-        </w:rPr>
-        <w:t>B IRR in annual transactions. Holds an M.Sc. in Software Engineering from Staffordshire University (UK). Adept at leading teams, applying Porto and Clean Architecture patterns. Proficient in AI-assisted development workflows — leveraging Claude AI (Anthropic) and other LLMs as expert coding partners to accelerate delivery, improve code quality, and solve complex architectural challenges.</w:t>
+        <w:t>Senior Full-Stack Developer with 15+ years of progressive experience spanning Southeast Asia (Malaysia, Singapore, Vietnam) and the Middle East, delivering enterprise-grade web platforms, cloud infrastructure, and fin-tech systems. Expert in Laravel, PHP, and React/Next.js with a strong track record in architecture e-commerce, BNPL (Buy Now Pay Later), and loan management platforms processing over 100B IRR in annual transactions. Holds an M.Sc. in Software Engineering from Staffordshire University (UK). Adept at leading teams, applying Porto and Clean Architecture patterns. Proficient in AI-assisted development workflows — leveraging Claude AI (Anthropic) and other LLMs as expert coding partners to accelerate delivery, improve code quality, and solve complex architectural challenges.</w:t>
       </w:r>
     </w:p>
     <w:p>
@@ -1315,7 +1298,7 @@
           <w:sz w:val="20"/>
           <w:szCs w:val="20"/>
         </w:rPr>
-        <w:t>Jan 2025 – Apr 2025</w:t>
+        <w:t>Jan 2026 – Apr 2026</w:t>
       </w:r>
     </w:p>
     <w:p>
@@ -1352,7 +1335,7 @@
         <w:pStyle w:val="ListParagraph"/>
         <w:numPr>
           <w:ilvl w:val="0"/>
-          <w:numId w:val="3"/>
+          <w:numId w:val="4"/>
         </w:numPr>
         <w:spacing w:before="30" w:after="30"/>
         <w:rPr>
@@ -1374,7 +1357,7 @@
         <w:pStyle w:val="ListParagraph"/>
         <w:numPr>
           <w:ilvl w:val="0"/>
-          <w:numId w:val="1"/>
+          <w:numId w:val="2"/>
         </w:numPr>
         <w:spacing w:before="30" w:after="30"/>
         <w:rPr>
@@ -1396,7 +1379,7 @@
         <w:pStyle w:val="ListParagraph"/>
         <w:numPr>
           <w:ilvl w:val="0"/>
-          <w:numId w:val="1"/>
+          <w:numId w:val="2"/>
         </w:numPr>
         <w:spacing w:before="30" w:after="30"/>
         <w:rPr>
@@ -1418,7 +1401,7 @@
         <w:pStyle w:val="ListParagraph"/>
         <w:numPr>
           <w:ilvl w:val="0"/>
-          <w:numId w:val="1"/>
+          <w:numId w:val="2"/>
         </w:numPr>
         <w:spacing w:before="30" w:after="30"/>
         <w:rPr>
@@ -1440,7 +1423,7 @@
         <w:pStyle w:val="ListParagraph"/>
         <w:numPr>
           <w:ilvl w:val="0"/>
-          <w:numId w:val="1"/>
+          <w:numId w:val="2"/>
         </w:numPr>
         <w:spacing w:before="30" w:after="30"/>
         <w:rPr>
@@ -1497,7 +1480,7 @@
           <w:sz w:val="20"/>
           <w:szCs w:val="20"/>
         </w:rPr>
-        <w:t>Apr 2024 – Apr 2025</w:t>
+        <w:t>Apr 2025 – Apr 2026</w:t>
       </w:r>
     </w:p>
     <w:p>
@@ -1534,7 +1517,7 @@
         <w:pStyle w:val="ListParagraph"/>
         <w:numPr>
           <w:ilvl w:val="0"/>
-          <w:numId w:val="1"/>
+          <w:numId w:val="2"/>
         </w:numPr>
         <w:spacing w:before="30" w:after="30"/>
         <w:rPr>
@@ -1556,7 +1539,7 @@
         <w:pStyle w:val="ListParagraph"/>
         <w:numPr>
           <w:ilvl w:val="0"/>
-          <w:numId w:val="1"/>
+          <w:numId w:val="2"/>
         </w:numPr>
         <w:spacing w:before="30" w:after="30"/>
         <w:rPr>
@@ -1578,7 +1561,7 @@
         <w:pStyle w:val="ListParagraph"/>
         <w:numPr>
           <w:ilvl w:val="0"/>
-          <w:numId w:val="1"/>
+          <w:numId w:val="2"/>
         </w:numPr>
         <w:spacing w:before="30" w:after="30"/>
         <w:rPr>
@@ -1600,7 +1583,7 @@
         <w:pStyle w:val="ListParagraph"/>
         <w:numPr>
           <w:ilvl w:val="0"/>
-          <w:numId w:val="1"/>
+          <w:numId w:val="2"/>
         </w:numPr>
         <w:spacing w:before="30" w:after="30"/>
         <w:rPr>
@@ -1657,7 +1640,7 @@
           <w:sz w:val="20"/>
           <w:szCs w:val="20"/>
         </w:rPr>
-        <w:t>May 2023 – Apr 2024</w:t>
+        <w:t>May 2024 – Apr 2025</w:t>
       </w:r>
     </w:p>
     <w:p>
@@ -1694,7 +1677,7 @@
         <w:pStyle w:val="ListParagraph"/>
         <w:numPr>
           <w:ilvl w:val="0"/>
-          <w:numId w:val="1"/>
+          <w:numId w:val="2"/>
         </w:numPr>
         <w:spacing w:before="30" w:after="30"/>
         <w:rPr>
@@ -1716,7 +1699,7 @@
         <w:pStyle w:val="ListParagraph"/>
         <w:numPr>
           <w:ilvl w:val="0"/>
-          <w:numId w:val="1"/>
+          <w:numId w:val="2"/>
         </w:numPr>
         <w:spacing w:before="30" w:after="30"/>
         <w:rPr>
@@ -1738,7 +1721,7 @@
         <w:pStyle w:val="ListParagraph"/>
         <w:numPr>
           <w:ilvl w:val="0"/>
-          <w:numId w:val="1"/>
+          <w:numId w:val="2"/>
         </w:numPr>
         <w:spacing w:before="30" w:after="30"/>
         <w:rPr>
@@ -1795,7 +1778,7 @@
           <w:sz w:val="20"/>
           <w:szCs w:val="20"/>
         </w:rPr>
-        <w:t>Apr 2023 – Nov 2023</w:t>
+        <w:t>Apr 2023 – Nov 2024</w:t>
       </w:r>
     </w:p>
     <w:p>
@@ -1832,7 +1815,7 @@
         <w:pStyle w:val="ListParagraph"/>
         <w:numPr>
           <w:ilvl w:val="0"/>
-          <w:numId w:val="1"/>
+          <w:numId w:val="2"/>
         </w:numPr>
         <w:spacing w:before="30" w:after="30"/>
         <w:rPr>
@@ -1854,7 +1837,7 @@
         <w:pStyle w:val="ListParagraph"/>
         <w:numPr>
           <w:ilvl w:val="0"/>
-          <w:numId w:val="1"/>
+          <w:numId w:val="2"/>
         </w:numPr>
         <w:spacing w:before="30" w:after="30"/>
         <w:rPr>
@@ -1876,7 +1859,7 @@
         <w:pStyle w:val="ListParagraph"/>
         <w:numPr>
           <w:ilvl w:val="0"/>
-          <w:numId w:val="1"/>
+          <w:numId w:val="2"/>
         </w:numPr>
         <w:spacing w:before="30" w:after="30"/>
         <w:rPr>
@@ -1933,7 +1916,7 @@
           <w:sz w:val="20"/>
           <w:szCs w:val="20"/>
         </w:rPr>
-        <w:t>Aug 2022 – May 2023</w:t>
+        <w:t>Aug 2023 – May 2024</w:t>
       </w:r>
     </w:p>
     <w:p>
@@ -1970,7 +1953,7 @@
         <w:pStyle w:val="ListParagraph"/>
         <w:numPr>
           <w:ilvl w:val="0"/>
-          <w:numId w:val="1"/>
+          <w:numId w:val="2"/>
         </w:numPr>
         <w:spacing w:before="30" w:after="30"/>
         <w:rPr>
@@ -1992,7 +1975,7 @@
         <w:pStyle w:val="ListParagraph"/>
         <w:numPr>
           <w:ilvl w:val="0"/>
-          <w:numId w:val="1"/>
+          <w:numId w:val="2"/>
         </w:numPr>
         <w:spacing w:before="30" w:after="30"/>
         <w:rPr>
@@ -2014,7 +1997,7 @@
         <w:pStyle w:val="ListParagraph"/>
         <w:numPr>
           <w:ilvl w:val="0"/>
-          <w:numId w:val="1"/>
+          <w:numId w:val="2"/>
         </w:numPr>
         <w:spacing w:before="30" w:after="30"/>
         <w:rPr>
@@ -2108,7 +2091,7 @@
         <w:pStyle w:val="ListParagraph"/>
         <w:numPr>
           <w:ilvl w:val="0"/>
-          <w:numId w:val="1"/>
+          <w:numId w:val="2"/>
         </w:numPr>
         <w:spacing w:before="30" w:after="30"/>
         <w:rPr>
@@ -2130,7 +2113,7 @@
         <w:pStyle w:val="ListParagraph"/>
         <w:numPr>
           <w:ilvl w:val="0"/>
-          <w:numId w:val="1"/>
+          <w:numId w:val="2"/>
         </w:numPr>
         <w:spacing w:before="30" w:after="30"/>
         <w:rPr>
@@ -2152,7 +2135,7 @@
         <w:pStyle w:val="ListParagraph"/>
         <w:numPr>
           <w:ilvl w:val="0"/>
-          <w:numId w:val="1"/>
+          <w:numId w:val="2"/>
         </w:numPr>
         <w:spacing w:before="30" w:after="30"/>
         <w:rPr>
@@ -2174,7 +2157,7 @@
         <w:pStyle w:val="ListParagraph"/>
         <w:numPr>
           <w:ilvl w:val="0"/>
-          <w:numId w:val="1"/>
+          <w:numId w:val="2"/>
         </w:numPr>
         <w:spacing w:before="30" w:after="30"/>
         <w:rPr>
@@ -2268,7 +2251,7 @@
         <w:pStyle w:val="ListParagraph"/>
         <w:numPr>
           <w:ilvl w:val="0"/>
-          <w:numId w:val="1"/>
+          <w:numId w:val="2"/>
         </w:numPr>
         <w:spacing w:before="30" w:after="30"/>
         <w:rPr>
@@ -2290,7 +2273,7 @@
         <w:pStyle w:val="ListParagraph"/>
         <w:numPr>
           <w:ilvl w:val="0"/>
-          <w:numId w:val="1"/>
+          <w:numId w:val="2"/>
         </w:numPr>
         <w:spacing w:before="30" w:after="30"/>
         <w:rPr>
@@ -2312,7 +2295,7 @@
         <w:pStyle w:val="ListParagraph"/>
         <w:numPr>
           <w:ilvl w:val="0"/>
-          <w:numId w:val="1"/>
+          <w:numId w:val="2"/>
         </w:numPr>
         <w:spacing w:before="30" w:after="30"/>
         <w:rPr>
@@ -2406,7 +2389,7 @@
         <w:pStyle w:val="ListParagraph"/>
         <w:numPr>
           <w:ilvl w:val="0"/>
-          <w:numId w:val="1"/>
+          <w:numId w:val="2"/>
         </w:numPr>
         <w:spacing w:before="30" w:after="30"/>
         <w:rPr>
@@ -2428,7 +2411,7 @@
         <w:pStyle w:val="ListParagraph"/>
         <w:numPr>
           <w:ilvl w:val="0"/>
-          <w:numId w:val="1"/>
+          <w:numId w:val="2"/>
         </w:numPr>
         <w:spacing w:before="30" w:after="30"/>
         <w:rPr>
@@ -2450,7 +2433,7 @@
         <w:pStyle w:val="ListParagraph"/>
         <w:numPr>
           <w:ilvl w:val="0"/>
-          <w:numId w:val="1"/>
+          <w:numId w:val="2"/>
         </w:numPr>
         <w:spacing w:before="30" w:after="30"/>
         <w:rPr>
@@ -2472,7 +2455,7 @@
         <w:pStyle w:val="ListParagraph"/>
         <w:numPr>
           <w:ilvl w:val="0"/>
-          <w:numId w:val="1"/>
+          <w:numId w:val="2"/>
         </w:numPr>
         <w:spacing w:before="30" w:after="30"/>
         <w:rPr>
@@ -2494,7 +2477,7 @@
         <w:pStyle w:val="ListParagraph"/>
         <w:numPr>
           <w:ilvl w:val="0"/>
-          <w:numId w:val="1"/>
+          <w:numId w:val="2"/>
         </w:numPr>
         <w:spacing w:before="30" w:after="30"/>
         <w:rPr>
@@ -2588,7 +2571,7 @@
         <w:pStyle w:val="ListParagraph"/>
         <w:numPr>
           <w:ilvl w:val="0"/>
-          <w:numId w:val="1"/>
+          <w:numId w:val="2"/>
         </w:numPr>
         <w:spacing w:before="30" w:after="30"/>
         <w:rPr>
@@ -2610,7 +2593,7 @@
         <w:pStyle w:val="ListParagraph"/>
         <w:numPr>
           <w:ilvl w:val="0"/>
-          <w:numId w:val="1"/>
+          <w:numId w:val="2"/>
         </w:numPr>
         <w:spacing w:before="30" w:after="30"/>
         <w:rPr>
@@ -2632,7 +2615,7 @@
         <w:pStyle w:val="ListParagraph"/>
         <w:numPr>
           <w:ilvl w:val="0"/>
-          <w:numId w:val="1"/>
+          <w:numId w:val="2"/>
         </w:numPr>
         <w:spacing w:before="30" w:after="30"/>
         <w:rPr>
@@ -2726,7 +2709,7 @@
         <w:pStyle w:val="ListParagraph"/>
         <w:numPr>
           <w:ilvl w:val="0"/>
-          <w:numId w:val="1"/>
+          <w:numId w:val="2"/>
         </w:numPr>
         <w:spacing w:before="30" w:after="30"/>
         <w:rPr>
@@ -2748,7 +2731,7 @@
         <w:pStyle w:val="ListParagraph"/>
         <w:numPr>
           <w:ilvl w:val="0"/>
-          <w:numId w:val="1"/>
+          <w:numId w:val="2"/>
         </w:numPr>
         <w:spacing w:before="30" w:after="30"/>
         <w:rPr>
@@ -2770,7 +2753,7 @@
         <w:pStyle w:val="ListParagraph"/>
         <w:numPr>
           <w:ilvl w:val="0"/>
-          <w:numId w:val="1"/>
+          <w:numId w:val="2"/>
         </w:numPr>
         <w:spacing w:before="30" w:after="30"/>
         <w:rPr>
@@ -2902,7 +2885,7 @@
         <w:pStyle w:val="ListParagraph"/>
         <w:numPr>
           <w:ilvl w:val="0"/>
-          <w:numId w:val="1"/>
+          <w:numId w:val="2"/>
         </w:numPr>
         <w:spacing w:before="30" w:after="30"/>
         <w:rPr>
@@ -2996,7 +2979,7 @@
         <w:pStyle w:val="ListParagraph"/>
         <w:numPr>
           <w:ilvl w:val="0"/>
-          <w:numId w:val="1"/>
+          <w:numId w:val="2"/>
         </w:numPr>
         <w:spacing w:before="30" w:after="30"/>
         <w:rPr>
@@ -3056,7 +3039,7 @@
         <w:pStyle w:val="ListParagraph"/>
         <w:numPr>
           <w:ilvl w:val="0"/>
-          <w:numId w:val="1"/>
+          <w:numId w:val="2"/>
         </w:numPr>
         <w:spacing w:before="60" w:after="40"/>
         <w:rPr>
@@ -3078,7 +3061,7 @@
         <w:pStyle w:val="ListParagraph"/>
         <w:numPr>
           <w:ilvl w:val="0"/>
-          <w:numId w:val="1"/>
+          <w:numId w:val="2"/>
         </w:numPr>
         <w:spacing w:before="40" w:after="40"/>
         <w:rPr>
@@ -3100,7 +3083,7 @@
         <w:pStyle w:val="ListParagraph"/>
         <w:numPr>
           <w:ilvl w:val="0"/>
-          <w:numId w:val="1"/>
+          <w:numId w:val="2"/>
         </w:numPr>
         <w:spacing w:before="40" w:after="40"/>
         <w:rPr>
@@ -3122,7 +3105,7 @@
         <w:pStyle w:val="ListParagraph"/>
         <w:numPr>
           <w:ilvl w:val="0"/>
-          <w:numId w:val="1"/>
+          <w:numId w:val="2"/>
         </w:numPr>
         <w:spacing w:before="40" w:after="40"/>
         <w:rPr>
@@ -3144,7 +3127,7 @@
         <w:pStyle w:val="ListParagraph"/>
         <w:numPr>
           <w:ilvl w:val="0"/>
-          <w:numId w:val="1"/>
+          <w:numId w:val="2"/>
         </w:numPr>
         <w:spacing w:before="40" w:after="40"/>
         <w:rPr>
@@ -3961,15 +3944,15 @@
         </w:tblCellMar>
       </w:tblPr>
       <w:tblGrid>
-        <w:gridCol w:w="2599"/>
-        <w:gridCol w:w="3001"/>
+        <w:gridCol w:w="2597"/>
+        <w:gridCol w:w="3003"/>
         <w:gridCol w:w="4480"/>
       </w:tblGrid>
       <w:tr>
         <w:trPr/>
         <w:tc>
           <w:tcPr>
-            <w:tcW w:w="2599" w:type="dxa"/>
+            <w:tcW w:w="2597" w:type="dxa"/>
             <w:tcBorders>
               <w:bottom w:val="single" w:sz="4" w:space="0" w:color="D1D5DB"/>
             </w:tcBorders>
@@ -3997,7 +3980,7 @@
         </w:tc>
         <w:tc>
           <w:tcPr>
-            <w:tcW w:w="3001" w:type="dxa"/>
+            <w:tcW w:w="3003" w:type="dxa"/>
             <w:tcBorders>
               <w:bottom w:val="single" w:sz="4" w:space="0" w:color="D1D5DB"/>
             </w:tcBorders>
@@ -4056,7 +4039,7 @@
         <w:trPr/>
         <w:tc>
           <w:tcPr>
-            <w:tcW w:w="2599" w:type="dxa"/>
+            <w:tcW w:w="2597" w:type="dxa"/>
             <w:tcBorders>
               <w:bottom w:val="single" w:sz="2" w:space="0" w:color="D1D5DB"/>
             </w:tcBorders>
@@ -4101,7 +4084,7 @@
         </w:tc>
         <w:tc>
           <w:tcPr>
-            <w:tcW w:w="3001" w:type="dxa"/>
+            <w:tcW w:w="3003" w:type="dxa"/>
             <w:tcBorders>
               <w:bottom w:val="single" w:sz="2" w:space="0" w:color="D1D5DB"/>
             </w:tcBorders>
@@ -4156,7 +4139,7 @@
         <w:trPr/>
         <w:tc>
           <w:tcPr>
-            <w:tcW w:w="2599" w:type="dxa"/>
+            <w:tcW w:w="2597" w:type="dxa"/>
             <w:tcBorders>
               <w:bottom w:val="single" w:sz="2" w:space="0" w:color="D1D5DB"/>
             </w:tcBorders>
@@ -4201,7 +4184,7 @@
         </w:tc>
         <w:tc>
           <w:tcPr>
-            <w:tcW w:w="3001" w:type="dxa"/>
+            <w:tcW w:w="3003" w:type="dxa"/>
             <w:tcBorders>
               <w:bottom w:val="single" w:sz="2" w:space="0" w:color="D1D5DB"/>
             </w:tcBorders>
@@ -4256,7 +4239,7 @@
         <w:trPr/>
         <w:tc>
           <w:tcPr>
-            <w:tcW w:w="2599" w:type="dxa"/>
+            <w:tcW w:w="2597" w:type="dxa"/>
             <w:tcBorders>
               <w:bottom w:val="single" w:sz="2" w:space="0" w:color="D1D5DB"/>
             </w:tcBorders>
@@ -4301,7 +4284,7 @@
         </w:tc>
         <w:tc>
           <w:tcPr>
-            <w:tcW w:w="3001" w:type="dxa"/>
+            <w:tcW w:w="3003" w:type="dxa"/>
             <w:tcBorders>
               <w:bottom w:val="single" w:sz="2" w:space="0" w:color="D1D5DB"/>
             </w:tcBorders>
@@ -4480,6 +4463,7 @@
         </w:tabs>
         <w:ind w:start="1080" w:hanging="360"/>
       </w:pPr>
+      <w:rPr/>
     </w:lvl>
     <w:lvl w:ilvl="2">
       <w:start w:val="1"/>
@@ -4492,6 +4476,7 @@
         </w:tabs>
         <w:ind w:start="1440" w:hanging="360"/>
       </w:pPr>
+      <w:rPr/>
     </w:lvl>
     <w:lvl w:ilvl="3">
       <w:start w:val="1"/>
@@ -4504,6 +4489,7 @@
         </w:tabs>
         <w:ind w:start="1800" w:hanging="360"/>
       </w:pPr>
+      <w:rPr/>
     </w:lvl>
     <w:lvl w:ilvl="4">
       <w:start w:val="1"/>
@@ -4516,6 +4502,7 @@
         </w:tabs>
         <w:ind w:start="2160" w:hanging="360"/>
       </w:pPr>
+      <w:rPr/>
     </w:lvl>
     <w:lvl w:ilvl="5">
       <w:start w:val="1"/>
@@ -4528,6 +4515,7 @@
         </w:tabs>
         <w:ind w:start="2520" w:hanging="360"/>
       </w:pPr>
+      <w:rPr/>
     </w:lvl>
     <w:lvl w:ilvl="6">
       <w:start w:val="1"/>
@@ -4540,6 +4528,7 @@
         </w:tabs>
         <w:ind w:start="2880" w:hanging="360"/>
       </w:pPr>
+      <w:rPr/>
     </w:lvl>
     <w:lvl w:ilvl="7">
       <w:start w:val="1"/>
@@ -4552,6 +4541,7 @@
         </w:tabs>
         <w:ind w:start="3240" w:hanging="360"/>
       </w:pPr>
+      <w:rPr/>
     </w:lvl>
     <w:lvl w:ilvl="8">
       <w:start w:val="1"/>
@@ -4564,9 +4554,131 @@
         </w:tabs>
         <w:ind w:start="3600" w:hanging="360"/>
       </w:pPr>
+      <w:rPr/>
     </w:lvl>
   </w:abstractNum>
   <w:abstractNum w:abstractNumId="2">
+    <w:lvl w:ilvl="0">
+      <w:start w:val="1"/>
+      <w:numFmt w:val="bullet"/>
+      <w:lvlText w:val=""/>
+      <w:lvlJc w:val="start"/>
+      <w:pPr>
+        <w:tabs>
+          <w:tab w:val="num" w:pos="0"/>
+        </w:tabs>
+        <w:ind w:start="480" w:hanging="300"/>
+      </w:pPr>
+      <w:rPr>
+        <w:rFonts w:ascii="Wingdings 3" w:hAnsi="Wingdings 3" w:cs="Wingdings 3" w:hint="default"/>
+      </w:rPr>
+    </w:lvl>
+    <w:lvl w:ilvl="1">
+      <w:start w:val="1"/>
+      <w:numFmt w:val="decimal"/>
+      <w:lvlText w:val="%2."/>
+      <w:lvlJc w:val="start"/>
+      <w:pPr>
+        <w:tabs>
+          <w:tab w:val="num" w:pos="1080"/>
+        </w:tabs>
+        <w:ind w:start="1080" w:hanging="360"/>
+      </w:pPr>
+      <w:rPr/>
+    </w:lvl>
+    <w:lvl w:ilvl="2">
+      <w:start w:val="1"/>
+      <w:numFmt w:val="decimal"/>
+      <w:lvlText w:val="%3."/>
+      <w:lvlJc w:val="start"/>
+      <w:pPr>
+        <w:tabs>
+          <w:tab w:val="num" w:pos="1440"/>
+        </w:tabs>
+        <w:ind w:start="1440" w:hanging="360"/>
+      </w:pPr>
+      <w:rPr/>
+    </w:lvl>
+    <w:lvl w:ilvl="3">
+      <w:start w:val="1"/>
+      <w:numFmt w:val="decimal"/>
+      <w:lvlText w:val="%4."/>
+      <w:lvlJc w:val="start"/>
+      <w:pPr>
+        <w:tabs>
+          <w:tab w:val="num" w:pos="1800"/>
+        </w:tabs>
+        <w:ind w:start="1800" w:hanging="360"/>
+      </w:pPr>
+      <w:rPr/>
+    </w:lvl>
+    <w:lvl w:ilvl="4">
+      <w:start w:val="1"/>
+      <w:numFmt w:val="decimal"/>
+      <w:lvlText w:val="%5."/>
+      <w:lvlJc w:val="start"/>
+      <w:pPr>
+        <w:tabs>
+          <w:tab w:val="num" w:pos="2160"/>
+        </w:tabs>
+        <w:ind w:start="2160" w:hanging="360"/>
+      </w:pPr>
+      <w:rPr/>
+    </w:lvl>
+    <w:lvl w:ilvl="5">
+      <w:start w:val="1"/>
+      <w:numFmt w:val="decimal"/>
+      <w:lvlText w:val="%6."/>
+      <w:lvlJc w:val="start"/>
+      <w:pPr>
+        <w:tabs>
+          <w:tab w:val="num" w:pos="2520"/>
+        </w:tabs>
+        <w:ind w:start="2520" w:hanging="360"/>
+      </w:pPr>
+      <w:rPr/>
+    </w:lvl>
+    <w:lvl w:ilvl="6">
+      <w:start w:val="1"/>
+      <w:numFmt w:val="decimal"/>
+      <w:lvlText w:val="%7."/>
+      <w:lvlJc w:val="start"/>
+      <w:pPr>
+        <w:tabs>
+          <w:tab w:val="num" w:pos="2880"/>
+        </w:tabs>
+        <w:ind w:start="2880" w:hanging="360"/>
+      </w:pPr>
+      <w:rPr/>
+    </w:lvl>
+    <w:lvl w:ilvl="7">
+      <w:start w:val="1"/>
+      <w:numFmt w:val="decimal"/>
+      <w:lvlText w:val="%8."/>
+      <w:lvlJc w:val="start"/>
+      <w:pPr>
+        <w:tabs>
+          <w:tab w:val="num" w:pos="3240"/>
+        </w:tabs>
+        <w:ind w:start="3240" w:hanging="360"/>
+      </w:pPr>
+      <w:rPr/>
+    </w:lvl>
+    <w:lvl w:ilvl="8">
+      <w:start w:val="1"/>
+      <w:numFmt w:val="decimal"/>
+      <w:lvlText w:val="%9."/>
+      <w:lvlJc w:val="start"/>
+      <w:pPr>
+        <w:tabs>
+          <w:tab w:val="num" w:pos="3600"/>
+        </w:tabs>
+        <w:ind w:start="3600" w:hanging="360"/>
+      </w:pPr>
+      <w:rPr/>
+    </w:lvl>
+  </w:abstractNum>
+  <w:abstractNum w:abstractNumId="3">
     <w:lvl w:ilvl="0">
       <w:start w:val="1"/>
       <w:numFmt w:val="none"/>
@@ -4692,7 +4804,10 @@
     <w:abstractNumId w:val="2"/>
   </w:num>
   <w:num w:numId="3">
-    <w:abstractNumId w:val="1"/>
+    <w:abstractNumId w:val="3"/>
+  </w:num>
+  <w:num w:numId="4">
+    <w:abstractNumId w:val="2"/>
     <w:lvlOverride w:ilvl="0">
       <w:startOverride w:val="1"/>
     </w:lvlOverride>
@@ -4721,6 +4836,7 @@
     <w:qFormat/>
     <w:pPr>
       <w:widowControl/>
+      <w:suppressAutoHyphens w:val="true"/>
       <w:bidi w:val="0"/>
       <w:spacing w:before="0" w:after="0"/>
       <w:jc w:val="start"/>
@@ -4815,6 +4931,13 @@
       <w:vertAlign w:val="superscript"/>
     </w:rPr>
   </w:style>
+  <w:style w:type="character" w:styleId="FootnoteCharactersuser">
+    <w:name w:val="Footnote Characters (user)"/>
+    <w:qFormat/>
+    <w:rPr>
+      <w:vertAlign w:val="superscript"/>
+    </w:rPr>
+  </w:style>
   <w:style w:type="character" w:styleId="FootnoteReference">
     <w:name w:val="footnote reference"/>
     <w:rPr>
@@ -4838,6 +4961,13 @@
     <w:uiPriority w:val="99"/>
     <w:semiHidden/>
     <w:unhideWhenUsed/>
+    <w:qFormat/>
+    <w:rPr>
+      <w:vertAlign w:val="superscript"/>
+    </w:rPr>
+  </w:style>
+  <w:style w:type="character" w:styleId="EndnoteCharactersuser">
+    <w:name w:val="Endnote Characters (user)"/>
     <w:qFormat/>
     <w:rPr>
       <w:vertAlign w:val="superscript"/>
@@ -4934,6 +5064,7 @@
     <w:qFormat/>
     <w:pPr>
       <w:widowControl/>
+      <w:suppressAutoHyphens w:val="true"/>
       <w:bidi w:val="0"/>
       <w:spacing w:before="0" w:after="0"/>
       <w:jc w:val="start"/>
@@ -4954,6 +5085,7 @@
     <w:qFormat/>
     <w:pPr>
       <w:widowControl/>
+      <w:suppressAutoHyphens w:val="true"/>
       <w:bidi w:val="0"/>
       <w:spacing w:before="0" w:after="0"/>
       <w:jc w:val="start"/>
@@ -5031,37 +5163,37 @@
         <a:srgbClr val="000000"/>
       </a:dk1>
       <a:lt1>
-        <a:srgbClr val="ffffff"/>
+        <a:srgbClr val="FFFFFF"/>
       </a:lt1>
       <a:dk2>
         <a:srgbClr val="000000"/>
       </a:dk2>
       <a:lt2>
-        <a:srgbClr val="ffffff"/>
+        <a:srgbClr val="FFFFFF"/>
       </a:lt2>
       <a:accent1>
-        <a:srgbClr val="18a303"/>
+        <a:srgbClr val="18A303"/>
       </a:accent1>
       <a:accent2>
-        <a:srgbClr val="0369a3"/>
+        <a:srgbClr val="0369A3"/>
       </a:accent2>
       <a:accent3>
-        <a:srgbClr val="a33e03"/>
+        <a:srgbClr val="A33E03"/>
       </a:accent3>
       <a:accent4>
-        <a:srgbClr val="8e03a3"/>
+        <a:srgbClr val="8E03A3"/>
       </a:accent4>
       <a:accent5>
-        <a:srgbClr val="c99c00"/>
+        <a:srgbClr val="C99C00"/>
       </a:accent5>
       <a:accent6>
-        <a:srgbClr val="c9211e"/>
+        <a:srgbClr val="C9211E"/>
       </a:accent6>
       <a:hlink>
-        <a:srgbClr val="0000ee"/>
+        <a:srgbClr val="0000EE"/>
       </a:hlink>
       <a:folHlink>
-        <a:srgbClr val="551a8b"/>
+        <a:srgbClr val="551A8B"/>
       </a:folHlink>
     </a:clrScheme>
     <a:fontScheme name="Office">
